--- a/artifacts/stage6_digital_ipos/blocks/sensor-hub/digital_ipos_sensor-hub.docx
+++ b/artifacts/stage6_digital_ipos/blocks/sensor-hub/digital_ipos_sensor-hub.docx
@@ -886,7 +886,7 @@
         <w:pStyle w:val="FirstParagraph"/>
       </w:pPr>
       <w:r>
-        <w:t xml:space="preserve">The Sensor-Hub block is designed to operate the Sensor Hub I2C master for external targets, including trigger/control, pad enable, data collection, and FIFO multi-mode coordination.</w:t>
+        <w:t xml:space="preserve">The Sensor-Hub block serves to operate the Sensor Hub I2C master for external targets, including trigger/control, pad enable, data collection, and FIFO multi-mode coordination.</w:t>
       </w:r>
     </w:p>
     <w:bookmarkEnd w:id="31"/>
@@ -912,7 +912,7 @@
         </w:numPr>
       </w:pPr>
       <w:r>
-        <w:t xml:space="preserve">The Sensor-Hub accepts primary sensing input and produces analog input signal.</w:t>
+        <w:t xml:space="preserve">The Sensor-Hub block accepts Primary sensing input. The Sensor-Hub block produces Analog input signal.</w:t>
       </w:r>
     </w:p>
     <w:p>
@@ -928,13 +928,286 @@
           <w:b/>
           <w:bCs/>
         </w:rPr>
-        <w:t xml:space="preserve">Register reset on operation start.</w:t>
+        <w:t xml:space="preserve">The last 8-bits of the data stored in FIFO.</w:t>
       </w:r>
       <w:r>
         <w:t xml:space="preserve"> </w:t>
       </w:r>
       <w:r>
-        <w:t xml:space="preserve">Resets SENSOR_HUB_x registers whenever a new I2C operation starts.</w:t>
+        <w:t xml:space="preserve">The last 8-bits of the data stored in FIFO contains the TAG field.</w:t>
+      </w:r>
+    </w:p>
+    <w:p>
+      <w:pPr>
+        <w:pStyle w:val="Compact"/>
+        <w:numPr>
+          <w:ilvl w:val="0"/>
+          <w:numId w:val="1003"/>
+        </w:numPr>
+      </w:pPr>
+      <w:r>
+        <w:rPr>
+          <w:b/>
+          <w:bCs/>
+        </w:rPr>
+        <w:t xml:space="preserve">SLAVEx NUMOP bit-fields of SLAVEx CONFIG registers.</w:t>
+      </w:r>
+      <w:r>
+        <w:t xml:space="preserve"> </w:t>
+      </w:r>
+      <w:r>
+        <w:t xml:space="preserve">SLAVEx NUMOP bit-fields of SLAVEx CONFIG registers defines how many bytes per slave are read as per effect of an I2C operation (x from 1 to 12).</w:t>
+      </w:r>
+    </w:p>
+    <w:p>
+      <w:pPr>
+        <w:pStyle w:val="Compact"/>
+        <w:numPr>
+          <w:ilvl w:val="0"/>
+          <w:numId w:val="1003"/>
+        </w:numPr>
+      </w:pPr>
+      <w:r>
+        <w:rPr>
+          <w:b/>
+          <w:bCs/>
+        </w:rPr>
+        <w:t xml:space="preserve">The output port sleep master.</w:t>
+      </w:r>
+      <w:r>
+        <w:t xml:space="preserve"> </w:t>
+      </w:r>
+      <w:r>
+        <w:t xml:space="preserve">The output port sleep master is set to 1 when an I2C operation is not on-going.</w:t>
+      </w:r>
+    </w:p>
+    <w:p>
+      <w:pPr>
+        <w:pStyle w:val="Compact"/>
+        <w:numPr>
+          <w:ilvl w:val="0"/>
+          <w:numId w:val="1003"/>
+        </w:numPr>
+      </w:pPr>
+      <w:r>
+        <w:rPr>
+          <w:b/>
+          <w:bCs/>
+        </w:rPr>
+        <w:t xml:space="preserve">Only I2C target addressed through SLAVE0 DEV ADD register.</w:t>
+      </w:r>
+      <w:r>
+        <w:t xml:space="preserve"> </w:t>
+      </w:r>
+      <w:r>
+        <w:t xml:space="preserve">Only I2C target addressed through SLAVE0 DEV ADD register is the destination of an I2C Write Operation.</w:t>
+      </w:r>
+    </w:p>
+    <w:p>
+      <w:pPr>
+        <w:pStyle w:val="Compact"/>
+        <w:numPr>
+          <w:ilvl w:val="0"/>
+          <w:numId w:val="1003"/>
+        </w:numPr>
+      </w:pPr>
+      <w:r>
+        <w:rPr>
+          <w:b/>
+          <w:bCs/>
+        </w:rPr>
+        <w:t xml:space="preserve">Each data stored in FIFO.</w:t>
+      </w:r>
+      <w:r>
+        <w:t xml:space="preserve"> </w:t>
+      </w:r>
+      <w:r>
+        <w:t xml:space="preserve">Each data stored in FIFO is composed by 4 words (16bytes).</w:t>
+      </w:r>
+    </w:p>
+    <w:p>
+      <w:pPr>
+        <w:pStyle w:val="Compact"/>
+        <w:numPr>
+          <w:ilvl w:val="0"/>
+          <w:numId w:val="1003"/>
+        </w:numPr>
+      </w:pPr>
+      <w:r>
+        <w:rPr>
+          <w:b/>
+          <w:bCs/>
+        </w:rPr>
+        <w:t xml:space="preserve">All the SENSOR HUB x registers.</w:t>
+      </w:r>
+      <w:r>
+        <w:t xml:space="preserve"> </w:t>
+      </w:r>
+      <w:r>
+        <w:t xml:space="preserve">All the SENSOR HUB x registers is reset every time a new I2C operation starts.</w:t>
+      </w:r>
+    </w:p>
+    <w:p>
+      <w:pPr>
+        <w:pStyle w:val="Compact"/>
+        <w:numPr>
+          <w:ilvl w:val="0"/>
+          <w:numId w:val="1003"/>
+        </w:numPr>
+      </w:pPr>
+      <w:r>
+        <w:rPr>
+          <w:b/>
+          <w:bCs/>
+        </w:rPr>
+        <w:t xml:space="preserve">3 words (12bytes) of the data stored in FIFO.</w:t>
+      </w:r>
+      <w:r>
+        <w:t xml:space="preserve"> </w:t>
+      </w:r>
+      <w:r>
+        <w:t xml:space="preserve">3 words (12bytes) of the data stored in FIFO contains the data from each I2C slave.</w:t>
+      </w:r>
+    </w:p>
+    <w:p>
+      <w:pPr>
+        <w:pStyle w:val="Compact"/>
+        <w:numPr>
+          <w:ilvl w:val="0"/>
+          <w:numId w:val="1003"/>
+        </w:numPr>
+      </w:pPr>
+      <w:r>
+        <w:rPr>
+          <w:b/>
+          <w:bCs/>
+        </w:rPr>
+        <w:t xml:space="preserve">24-bits of the data stored in FIFO.</w:t>
+      </w:r>
+      <w:r>
+        <w:t xml:space="preserve"> </w:t>
+      </w:r>
+      <w:r>
+        <w:t xml:space="preserve">24-bits of the data stored in FIFO is reserved at</w:t>
+      </w:r>
+      <w:r>
+        <w:t xml:space="preserve"> </w:t>
+      </w:r>
+      <w:r>
+        <w:t xml:space="preserve">‘0’</w:t>
+      </w:r>
+      <w:r>
+        <w:t xml:space="preserve">.</w:t>
+      </w:r>
+    </w:p>
+    <w:p>
+      <w:pPr>
+        <w:pStyle w:val="Compact"/>
+        <w:numPr>
+          <w:ilvl w:val="0"/>
+          <w:numId w:val="1003"/>
+        </w:numPr>
+      </w:pPr>
+      <w:r>
+        <w:rPr>
+          <w:b/>
+          <w:bCs/>
+        </w:rPr>
+        <w:t xml:space="preserve">any dvalid triggered (HW or SW).</w:t>
+      </w:r>
+      <w:r>
+        <w:t xml:space="preserve"> </w:t>
+      </w:r>
+      <w:r>
+        <w:t xml:space="preserve">When Quokka MasterBlaze µP runs (sleep master signal = 0), any dvalid triggered (HW or SW) is ignored.</w:t>
+      </w:r>
+    </w:p>
+    <w:p>
+      <w:pPr>
+        <w:pStyle w:val="Compact"/>
+        <w:numPr>
+          <w:ilvl w:val="0"/>
+          <w:numId w:val="1003"/>
+        </w:numPr>
+      </w:pPr>
+      <w:r>
+        <w:rPr>
+          <w:b/>
+          <w:bCs/>
+        </w:rPr>
+        <w:t xml:space="preserve">The trigger of sensor hub.</w:t>
+      </w:r>
+      <w:r>
+        <w:t xml:space="preserve"> </w:t>
+      </w:r>
+      <w:r>
+        <w:t xml:space="preserve">The trigger of sensor hub is possible in both ways, HW via dvalid masterblaze ext signal or SW using DVALID REGISTER.</w:t>
+      </w:r>
+    </w:p>
+    <w:p>
+      <w:pPr>
+        <w:pStyle w:val="Compact"/>
+        <w:numPr>
+          <w:ilvl w:val="0"/>
+          <w:numId w:val="1003"/>
+        </w:numPr>
+      </w:pPr>
+      <w:r>
+        <w:rPr>
+          <w:b/>
+          <w:bCs/>
+        </w:rPr>
+        <w:t xml:space="preserve">SLAVE0 NUMOP bitfield.</w:t>
+      </w:r>
+      <w:r>
+        <w:t xml:space="preserve"> </w:t>
+      </w:r>
+      <w:r>
+        <w:t xml:space="preserve">SLAVE0 NUMOP bitfield is ignored if an I2C Write operation is issued to the I2C Slave 0.</w:t>
+      </w:r>
+    </w:p>
+    <w:p>
+      <w:pPr>
+        <w:pStyle w:val="Compact"/>
+        <w:numPr>
+          <w:ilvl w:val="0"/>
+          <w:numId w:val="1003"/>
+        </w:numPr>
+      </w:pPr>
+      <w:r>
+        <w:rPr>
+          <w:b/>
+          <w:bCs/>
+        </w:rPr>
+        <w:t xml:space="preserve">All the values from 1 to 12.</w:t>
+      </w:r>
+      <w:r>
+        <w:t xml:space="preserve"> </w:t>
+      </w:r>
+      <w:r>
+        <w:t xml:space="preserve">All the values from 1 to 12 is valid for SLAVEx NUMOP bit-fields of SLAVEx CONFIG registers.</w:t>
+      </w:r>
+    </w:p>
+    <w:p>
+      <w:pPr>
+        <w:pStyle w:val="Compact"/>
+        <w:numPr>
+          <w:ilvl w:val="0"/>
+          <w:numId w:val="1003"/>
+        </w:numPr>
+      </w:pPr>
+      <w:r>
+        <w:rPr>
+          <w:b/>
+          <w:bCs/>
+        </w:rPr>
+        <w:t xml:space="preserve">The AHB Write to registers has no effect if the IP masterblaze processor is busy (I2C operation on-going); the registers value.</w:t>
+      </w:r>
+      <w:r>
+        <w:t xml:space="preserve"> </w:t>
+      </w:r>
+      <w:r>
+        <w:t xml:space="preserve">The AHB Write to registers has no effect if the IP masterblaze processor is busy (I2C operation on-going); the registers value is not updated.</w:t>
       </w:r>
     </w:p>
     <w:bookmarkEnd w:id="32"/>

--- a/artifacts/stage6_digital_ipos/blocks/sensor-hub/digital_ipos_sensor-hub.docx
+++ b/artifacts/stage6_digital_ipos/blocks/sensor-hub/digital_ipos_sensor-hub.docx
@@ -2,7 +2,7 @@
 <file path=word/document.xml><?xml version="1.0" encoding="utf-8"?>
 <w:document xmlns:r="http://schemas.openxmlformats.org/officeDocument/2006/relationships" xmlns:w="http://schemas.openxmlformats.org/wordprocessingml/2006/main">
   <w:body>
-    <w:bookmarkStart w:id="54" w:name="digital-ipos---sensor-hub"/>
+    <w:bookmarkStart w:id="59" w:name="digital-ipos---sensor-hub"/>
     <w:p>
       <w:pPr>
         <w:pStyle w:val="Heading1"/>
@@ -33,7 +33,7 @@
         <w:rPr>
           <w:rStyle w:val="VerbatimChar"/>
         </w:rPr>
-        <w:t xml:space="preserve">snap-b2e8101b00dc6909feaed885</w:t>
+        <w:t xml:space="preserve">snap-73c872b1307b6adb5eaf843e</w:t>
       </w:r>
     </w:p>
     <w:p>
@@ -44,7 +44,7 @@
         <w:t xml:space="preserve">Author: Alessandro Lucio IANNUZZI</w:t>
       </w:r>
     </w:p>
-    <w:bookmarkStart w:id="30" w:name="X00c53f9efd41cb60267e5a6c5d324e4b2a19070"/>
+    <w:bookmarkStart w:id="32" w:name="X00c53f9efd41cb60267e5a6c5d324e4b2a19070"/>
     <w:p>
       <w:r>
         <w:br w:type="page"/>
@@ -61,18 +61,6 @@
           <w:bCs/>
         </w:rPr>
         <w:t xml:space="preserve">0.1 Table of contents</w:t>
-      </w:r>
-    </w:p>
-    <w:p>
-      <w:pPr>
-        <w:pStyle w:val="Heading2"/>
-      </w:pPr>
-      <w:r>
-        <w:rPr>
-          <w:b/>
-          <w:bCs/>
-        </w:rPr>
-        <w:t xml:space="preserve">0. Document Navigation</w:t>
       </w:r>
     </w:p>
     <w:p>
@@ -100,6 +88,74 @@
           <w:numId w:val="1002"/>
         </w:numPr>
       </w:pPr>
+      <w:hyperlink w:anchor="X6d66c9b48e69b901b65edad7ce11cc7034d8fc0">
+        <w:r>
+          <w:rPr>
+            <w:rStyle w:val="Hyperlink"/>
+          </w:rPr>
+          <w:t xml:space="preserve">1.1 Functionality</w:t>
+        </w:r>
+      </w:hyperlink>
+    </w:p>
+    <w:p>
+      <w:pPr>
+        <w:pStyle w:val="Compact"/>
+        <w:numPr>
+          <w:ilvl w:val="0"/>
+          <w:numId w:val="1002"/>
+        </w:numPr>
+      </w:pPr>
+      <w:hyperlink w:anchor="X42b8cbdc8caad2683370f94443bf78397253609">
+        <w:r>
+          <w:rPr>
+            <w:rStyle w:val="Hyperlink"/>
+          </w:rPr>
+          <w:t xml:space="preserve">1.2 Supported functions and scope</w:t>
+        </w:r>
+      </w:hyperlink>
+    </w:p>
+    <w:p>
+      <w:pPr>
+        <w:pStyle w:val="Compact"/>
+        <w:numPr>
+          <w:ilvl w:val="0"/>
+          <w:numId w:val="1002"/>
+        </w:numPr>
+      </w:pPr>
+      <w:hyperlink w:anchor="Xd0ca483383caf9bedcd930d89fbe75598eb8c0f">
+        <w:r>
+          <w:rPr>
+            <w:rStyle w:val="Hyperlink"/>
+          </w:rPr>
+          <w:t xml:space="preserve">1.3 Internal structure</w:t>
+        </w:r>
+      </w:hyperlink>
+    </w:p>
+    <w:p>
+      <w:pPr>
+        <w:pStyle w:val="Compact"/>
+        <w:numPr>
+          <w:ilvl w:val="0"/>
+          <w:numId w:val="1002"/>
+        </w:numPr>
+      </w:pPr>
+      <w:hyperlink w:anchor="Xeb78ecc8712b6b637c6daa69cd9e6db05c17857">
+        <w:r>
+          <w:rPr>
+            <w:rStyle w:val="Hyperlink"/>
+          </w:rPr>
+          <w:t xml:space="preserve">1.4 Supported block functions</w:t>
+        </w:r>
+      </w:hyperlink>
+    </w:p>
+    <w:p>
+      <w:pPr>
+        <w:pStyle w:val="Compact"/>
+        <w:numPr>
+          <w:ilvl w:val="0"/>
+          <w:numId w:val="1002"/>
+        </w:numPr>
+      </w:pPr>
       <w:hyperlink w:anchor="Xf07349b071768f65482c37a14b234476b9dae7d">
         <w:r>
           <w:rPr>
@@ -128,6 +184,18 @@
     </w:p>
     <w:bookmarkEnd w:id="26"/>
     <w:bookmarkStart w:id="28" w:name="X18145283a8c0d2c05dde288ce51f5c2d1700173"/>
+    <w:p>
+      <w:pPr>
+        <w:pStyle w:val="Heading2"/>
+      </w:pPr>
+      <w:r>
+        <w:rPr>
+          <w:b/>
+          <w:bCs/>
+        </w:rPr>
+        <w:t xml:space="preserve">0. Document Navigation</w:t>
+      </w:r>
+    </w:p>
     <w:p>
       <w:pPr>
         <w:pStyle w:val="Heading3"/>
@@ -269,10 +337,56 @@
           </w:p>
         </w:tc>
       </w:tr>
+      <w:tr>
+        <w:tc>
+          <w:tcPr/>
+          <w:p>
+            <w:pPr>
+              <w:pStyle w:val="Compact"/>
+            </w:pPr>
+            <w:r>
+              <w:t xml:space="preserve">0.2</w:t>
+            </w:r>
+          </w:p>
+        </w:tc>
+        <w:tc>
+          <w:tcPr/>
+          <w:p>
+            <w:pPr>
+              <w:pStyle w:val="Compact"/>
+            </w:pPr>
+            <w:r>
+              <w:t xml:space="preserve">2026-10-15</w:t>
+            </w:r>
+          </w:p>
+        </w:tc>
+        <w:tc>
+          <w:tcPr/>
+          <w:p>
+            <w:pPr>
+              <w:pStyle w:val="Compact"/>
+            </w:pPr>
+            <w:r>
+              <w:t xml:space="preserve">Snapshot snap-73c872b1307b6adb5eaf843e digital IPOS block baseline</w:t>
+            </w:r>
+          </w:p>
+        </w:tc>
+        <w:tc>
+          <w:tcPr/>
+          <w:p>
+            <w:pPr>
+              <w:pStyle w:val="Compact"/>
+            </w:pPr>
+            <w:r>
+              <w:t xml:space="preserve">Alessandro Lucio IANNUZZI</w:t>
+            </w:r>
+          </w:p>
+        </w:tc>
+      </w:tr>
     </w:tbl>
     <w:bookmarkEnd w:id="27"/>
     <w:bookmarkEnd w:id="28"/>
-    <w:bookmarkStart w:id="29" w:name="X529afff74b9e1e7f50a5ce03a4a23f6a9561e17"/>
+    <w:bookmarkStart w:id="30" w:name="X529afff74b9e1e7f50a5ce03a4a23f6a9561e17"/>
     <w:p>
       <w:pPr>
         <w:pStyle w:val="Heading3"/>
@@ -283,6 +397,19 @@
           <w:bCs/>
         </w:rPr>
         <w:t xml:space="preserve">0.3 Requirement navigation</w:t>
+      </w:r>
+    </w:p>
+    <w:bookmarkStart w:id="29" w:name="table-2-requirement-navigation"/>
+    <w:p>
+      <w:pPr>
+        <w:pStyle w:val="Heading4"/>
+      </w:pPr>
+      <w:r>
+        <w:rPr>
+          <w:b/>
+          <w:bCs/>
+        </w:rPr>
+        <w:t xml:space="preserve">Table 2. Requirement navigation</w:t>
       </w:r>
     </w:p>
     <w:tbl>
@@ -855,7 +982,73 @@
     </w:tbl>
     <w:bookmarkEnd w:id="29"/>
     <w:bookmarkEnd w:id="30"/>
-    <w:bookmarkStart w:id="33" w:name="Xe4ae1f4c6c1148d24765132f87dc7acea3c515f"/>
+    <w:bookmarkStart w:id="31" w:name="Xae25189eb88f8aa82824f86c23f407e5c67a35a"/>
+    <w:p>
+      <w:pPr>
+        <w:pStyle w:val="Heading3"/>
+      </w:pPr>
+      <w:r>
+        <w:rPr>
+          <w:b/>
+          <w:bCs/>
+        </w:rPr>
+        <w:t xml:space="preserve">0.4 Table index</w:t>
+      </w:r>
+    </w:p>
+    <w:p>
+      <w:pPr>
+        <w:pStyle w:val="Compact"/>
+        <w:numPr>
+          <w:ilvl w:val="0"/>
+          <w:numId w:val="1003"/>
+        </w:numPr>
+      </w:pPr>
+      <w:hyperlink w:anchor="table-1-version-history">
+        <w:r>
+          <w:rPr>
+            <w:rStyle w:val="Hyperlink"/>
+          </w:rPr>
+          <w:t xml:space="preserve">Table 1. Version history</w:t>
+        </w:r>
+      </w:hyperlink>
+    </w:p>
+    <w:p>
+      <w:pPr>
+        <w:pStyle w:val="Compact"/>
+        <w:numPr>
+          <w:ilvl w:val="0"/>
+          <w:numId w:val="1003"/>
+        </w:numPr>
+      </w:pPr>
+      <w:hyperlink w:anchor="table-2-requirement-navigation">
+        <w:r>
+          <w:rPr>
+            <w:rStyle w:val="Hyperlink"/>
+          </w:rPr>
+          <w:t xml:space="preserve">Table 2. Requirement navigation</w:t>
+        </w:r>
+      </w:hyperlink>
+    </w:p>
+    <w:p>
+      <w:pPr>
+        <w:pStyle w:val="Compact"/>
+        <w:numPr>
+          <w:ilvl w:val="0"/>
+          <w:numId w:val="1003"/>
+        </w:numPr>
+      </w:pPr>
+      <w:hyperlink w:anchor="table-3-source-io">
+        <w:r>
+          <w:rPr>
+            <w:rStyle w:val="Hyperlink"/>
+          </w:rPr>
+          <w:t xml:space="preserve">Table 3. Source I/O</w:t>
+        </w:r>
+      </w:hyperlink>
+    </w:p>
+    <w:bookmarkEnd w:id="31"/>
+    <w:bookmarkEnd w:id="32"/>
+    <w:bookmarkStart w:id="37" w:name="Xe4ae1f4c6c1148d24765132f87dc7acea3c515f"/>
     <w:p>
       <w:pPr>
         <w:pStyle w:val="Heading2"/>
@@ -868,7 +1061,7 @@
         <w:t xml:space="preserve">1. Block overview</w:t>
       </w:r>
     </w:p>
-    <w:bookmarkStart w:id="31" w:name="X6d66c9b48e69b901b65edad7ce11cc7034d8fc0"/>
+    <w:bookmarkStart w:id="33" w:name="X6d66c9b48e69b901b65edad7ce11cc7034d8fc0"/>
     <w:p>
       <w:pPr>
         <w:pStyle w:val="Heading3"/>
@@ -886,11 +1079,11 @@
         <w:pStyle w:val="FirstParagraph"/>
       </w:pPr>
       <w:r>
-        <w:t xml:space="preserve">The Sensor-Hub block serves to operate the Sensor Hub I2C master for external targets, including trigger/control, pad enable, data collection, and FIFO multi-mode coordination.</w:t>
-      </w:r>
-    </w:p>
-    <w:bookmarkEnd w:id="31"/>
-    <w:bookmarkStart w:id="32" w:name="X42b8cbdc8caad2683370f94443bf78397253609"/>
+        <w:t xml:space="preserve">The Sensor-Hub block is designed to operate the Sensor Hub I2C master for external targets, including trigger/control, pad enable, data collection, and FIFO multi-mode coordination.</w:t>
+      </w:r>
+    </w:p>
+    <w:bookmarkEnd w:id="33"/>
+    <w:bookmarkStart w:id="34" w:name="X42b8cbdc8caad2683370f94443bf78397253609"/>
     <w:p>
       <w:pPr>
         <w:pStyle w:val="Heading3"/>
@@ -905,314 +1098,100 @@
     </w:p>
     <w:p>
       <w:pPr>
-        <w:pStyle w:val="Compact"/>
-        <w:numPr>
-          <w:ilvl w:val="0"/>
-          <w:numId w:val="1003"/>
-        </w:numPr>
-      </w:pPr>
-      <w:r>
-        <w:t xml:space="preserve">The Sensor-Hub block accepts Primary sensing input. The Sensor-Hub block produces Analog input signal.</w:t>
-      </w:r>
-    </w:p>
-    <w:p>
-      <w:pPr>
-        <w:pStyle w:val="Compact"/>
-        <w:numPr>
-          <w:ilvl w:val="0"/>
-          <w:numId w:val="1003"/>
-        </w:numPr>
+        <w:pStyle w:val="FirstParagraph"/>
+      </w:pPr>
+      <w:r>
+        <w:t xml:space="preserve">The Sensor-Hub block accepts Primary sensing input and produces Analog input signal.</w:t>
+      </w:r>
+    </w:p>
+    <w:bookmarkEnd w:id="34"/>
+    <w:bookmarkStart w:id="35" w:name="Xd0ca483383caf9bedcd930d89fbe75598eb8c0f"/>
+    <w:p>
+      <w:pPr>
+        <w:pStyle w:val="Heading3"/>
       </w:pPr>
       <w:r>
         <w:rPr>
           <w:b/>
           <w:bCs/>
         </w:rPr>
-        <w:t xml:space="preserve">The last 8-bits of the data stored in FIFO.</w:t>
-      </w:r>
-      <w:r>
-        <w:t xml:space="preserve"> </w:t>
-      </w:r>
+        <w:t xml:space="preserve">1.3 Internal structure</w:t>
+      </w:r>
+    </w:p>
+    <w:p>
+      <w:pPr>
+        <w:pStyle w:val="FirstParagraph"/>
+      </w:pPr>
       <w:r>
         <w:t xml:space="preserve">The last 8-bits of the data stored in FIFO contains the TAG field.</w:t>
       </w:r>
     </w:p>
     <w:p>
       <w:pPr>
-        <w:pStyle w:val="Compact"/>
-        <w:numPr>
-          <w:ilvl w:val="0"/>
-          <w:numId w:val="1003"/>
-        </w:numPr>
+        <w:pStyle w:val="BodyText"/>
+      </w:pPr>
+      <w:r>
+        <w:t xml:space="preserve">3 words (12bytes) of the data stored in FIFO contains the data from each I2C slave.</w:t>
+      </w:r>
+    </w:p>
+    <w:bookmarkEnd w:id="35"/>
+    <w:bookmarkStart w:id="36" w:name="Xeb78ecc8712b6b637c6daa69cd9e6db05c17857"/>
+    <w:p>
+      <w:pPr>
+        <w:pStyle w:val="Heading3"/>
       </w:pPr>
       <w:r>
         <w:rPr>
           <w:b/>
           <w:bCs/>
         </w:rPr>
-        <w:t xml:space="preserve">SLAVEx NUMOP bit-fields of SLAVEx CONFIG registers.</w:t>
+        <w:t xml:space="preserve">1.4 Supported block functions</w:t>
+      </w:r>
+    </w:p>
+    <w:p>
+      <w:pPr>
+        <w:pStyle w:val="FirstParagraph"/>
+      </w:pPr>
+      <w:r>
+        <w:t xml:space="preserve">If the sensor hub IP is not enabled, the SCL and SDA pad do not toggle.</w:t>
+      </w:r>
+    </w:p>
+    <w:p>
+      <w:pPr>
+        <w:pStyle w:val="BodyText"/>
+      </w:pPr>
+      <w:r>
+        <w:t xml:space="preserve">All the values is tested since MasterBlaze supports up-to 4 I2C targets connected to I2C network.</w:t>
+      </w:r>
+    </w:p>
+    <w:p>
+      <w:pPr>
+        <w:pStyle w:val="BodyText"/>
+      </w:pPr>
+      <w:r>
+        <w:t xml:space="preserve">Each data stored in FIFO is composed by 4 words (16bytes).</w:t>
+      </w:r>
+    </w:p>
+    <w:p>
+      <w:pPr>
+        <w:pStyle w:val="BodyText"/>
+      </w:pPr>
+      <w:r>
+        <w:t xml:space="preserve">24-bits of the data stored in FIFO is reserved at</w:t>
       </w:r>
       <w:r>
         <w:t xml:space="preserve"> </w:t>
       </w:r>
       <w:r>
-        <w:t xml:space="preserve">SLAVEx NUMOP bit-fields of SLAVEx CONFIG registers defines how many bytes per slave are read as per effect of an I2C operation (x from 1 to 12).</w:t>
-      </w:r>
-    </w:p>
-    <w:p>
-      <w:pPr>
-        <w:pStyle w:val="Compact"/>
-        <w:numPr>
-          <w:ilvl w:val="0"/>
-          <w:numId w:val="1003"/>
-        </w:numPr>
-      </w:pPr>
-      <w:r>
-        <w:rPr>
-          <w:b/>
-          <w:bCs/>
-        </w:rPr>
-        <w:t xml:space="preserve">The output port sleep master.</w:t>
-      </w:r>
-      <w:r>
-        <w:t xml:space="preserve"> </w:t>
-      </w:r>
-      <w:r>
-        <w:t xml:space="preserve">The output port sleep master is set to 1 when an I2C operation is not on-going.</w:t>
-      </w:r>
-    </w:p>
-    <w:p>
-      <w:pPr>
-        <w:pStyle w:val="Compact"/>
-        <w:numPr>
-          <w:ilvl w:val="0"/>
-          <w:numId w:val="1003"/>
-        </w:numPr>
-      </w:pPr>
-      <w:r>
-        <w:rPr>
-          <w:b/>
-          <w:bCs/>
-        </w:rPr>
-        <w:t xml:space="preserve">Only I2C target addressed through SLAVE0 DEV ADD register.</w:t>
-      </w:r>
-      <w:r>
-        <w:t xml:space="preserve"> </w:t>
-      </w:r>
-      <w:r>
-        <w:t xml:space="preserve">Only I2C target addressed through SLAVE0 DEV ADD register is the destination of an I2C Write Operation.</w:t>
-      </w:r>
-    </w:p>
-    <w:p>
-      <w:pPr>
-        <w:pStyle w:val="Compact"/>
-        <w:numPr>
-          <w:ilvl w:val="0"/>
-          <w:numId w:val="1003"/>
-        </w:numPr>
-      </w:pPr>
-      <w:r>
-        <w:rPr>
-          <w:b/>
-          <w:bCs/>
-        </w:rPr>
-        <w:t xml:space="preserve">Each data stored in FIFO.</w:t>
-      </w:r>
-      <w:r>
-        <w:t xml:space="preserve"> </w:t>
-      </w:r>
-      <w:r>
-        <w:t xml:space="preserve">Each data stored in FIFO is composed by 4 words (16bytes).</w:t>
-      </w:r>
-    </w:p>
-    <w:p>
-      <w:pPr>
-        <w:pStyle w:val="Compact"/>
-        <w:numPr>
-          <w:ilvl w:val="0"/>
-          <w:numId w:val="1003"/>
-        </w:numPr>
-      </w:pPr>
-      <w:r>
-        <w:rPr>
-          <w:b/>
-          <w:bCs/>
-        </w:rPr>
-        <w:t xml:space="preserve">All the SENSOR HUB x registers.</w:t>
-      </w:r>
-      <w:r>
-        <w:t xml:space="preserve"> </w:t>
-      </w:r>
-      <w:r>
-        <w:t xml:space="preserve">All the SENSOR HUB x registers is reset every time a new I2C operation starts.</w:t>
-      </w:r>
-    </w:p>
-    <w:p>
-      <w:pPr>
-        <w:pStyle w:val="Compact"/>
-        <w:numPr>
-          <w:ilvl w:val="0"/>
-          <w:numId w:val="1003"/>
-        </w:numPr>
-      </w:pPr>
-      <w:r>
-        <w:rPr>
-          <w:b/>
-          <w:bCs/>
-        </w:rPr>
-        <w:t xml:space="preserve">3 words (12bytes) of the data stored in FIFO.</w:t>
-      </w:r>
-      <w:r>
-        <w:t xml:space="preserve"> </w:t>
-      </w:r>
-      <w:r>
-        <w:t xml:space="preserve">3 words (12bytes) of the data stored in FIFO contains the data from each I2C slave.</w:t>
-      </w:r>
-    </w:p>
-    <w:p>
-      <w:pPr>
-        <w:pStyle w:val="Compact"/>
-        <w:numPr>
-          <w:ilvl w:val="0"/>
-          <w:numId w:val="1003"/>
-        </w:numPr>
-      </w:pPr>
-      <w:r>
-        <w:rPr>
-          <w:b/>
-          <w:bCs/>
-        </w:rPr>
-        <w:t xml:space="preserve">24-bits of the data stored in FIFO.</w:t>
-      </w:r>
-      <w:r>
-        <w:t xml:space="preserve"> </w:t>
-      </w:r>
-      <w:r>
-        <w:t xml:space="preserve">24-bits of the data stored in FIFO is reserved at</w:t>
-      </w:r>
-      <w:r>
-        <w:t xml:space="preserve"> </w:t>
-      </w:r>
-      <w:r>
         <w:t xml:space="preserve">‘0’</w:t>
       </w:r>
       <w:r>
         <w:t xml:space="preserve">.</w:t>
       </w:r>
     </w:p>
-    <w:p>
-      <w:pPr>
-        <w:pStyle w:val="Compact"/>
-        <w:numPr>
-          <w:ilvl w:val="0"/>
-          <w:numId w:val="1003"/>
-        </w:numPr>
-      </w:pPr>
-      <w:r>
-        <w:rPr>
-          <w:b/>
-          <w:bCs/>
-        </w:rPr>
-        <w:t xml:space="preserve">any dvalid triggered (HW or SW).</w:t>
-      </w:r>
-      <w:r>
-        <w:t xml:space="preserve"> </w:t>
-      </w:r>
-      <w:r>
-        <w:t xml:space="preserve">When Quokka MasterBlaze µP runs (sleep master signal = 0), any dvalid triggered (HW or SW) is ignored.</w:t>
-      </w:r>
-    </w:p>
-    <w:p>
-      <w:pPr>
-        <w:pStyle w:val="Compact"/>
-        <w:numPr>
-          <w:ilvl w:val="0"/>
-          <w:numId w:val="1003"/>
-        </w:numPr>
-      </w:pPr>
-      <w:r>
-        <w:rPr>
-          <w:b/>
-          <w:bCs/>
-        </w:rPr>
-        <w:t xml:space="preserve">The trigger of sensor hub.</w:t>
-      </w:r>
-      <w:r>
-        <w:t xml:space="preserve"> </w:t>
-      </w:r>
-      <w:r>
-        <w:t xml:space="preserve">The trigger of sensor hub is possible in both ways, HW via dvalid masterblaze ext signal or SW using DVALID REGISTER.</w:t>
-      </w:r>
-    </w:p>
-    <w:p>
-      <w:pPr>
-        <w:pStyle w:val="Compact"/>
-        <w:numPr>
-          <w:ilvl w:val="0"/>
-          <w:numId w:val="1003"/>
-        </w:numPr>
-      </w:pPr>
-      <w:r>
-        <w:rPr>
-          <w:b/>
-          <w:bCs/>
-        </w:rPr>
-        <w:t xml:space="preserve">SLAVE0 NUMOP bitfield.</w:t>
-      </w:r>
-      <w:r>
-        <w:t xml:space="preserve"> </w:t>
-      </w:r>
-      <w:r>
-        <w:t xml:space="preserve">SLAVE0 NUMOP bitfield is ignored if an I2C Write operation is issued to the I2C Slave 0.</w:t>
-      </w:r>
-    </w:p>
-    <w:p>
-      <w:pPr>
-        <w:pStyle w:val="Compact"/>
-        <w:numPr>
-          <w:ilvl w:val="0"/>
-          <w:numId w:val="1003"/>
-        </w:numPr>
-      </w:pPr>
-      <w:r>
-        <w:rPr>
-          <w:b/>
-          <w:bCs/>
-        </w:rPr>
-        <w:t xml:space="preserve">All the values from 1 to 12.</w:t>
-      </w:r>
-      <w:r>
-        <w:t xml:space="preserve"> </w:t>
-      </w:r>
-      <w:r>
-        <w:t xml:space="preserve">All the values from 1 to 12 is valid for SLAVEx NUMOP bit-fields of SLAVEx CONFIG registers.</w:t>
-      </w:r>
-    </w:p>
-    <w:p>
-      <w:pPr>
-        <w:pStyle w:val="Compact"/>
-        <w:numPr>
-          <w:ilvl w:val="0"/>
-          <w:numId w:val="1003"/>
-        </w:numPr>
-      </w:pPr>
-      <w:r>
-        <w:rPr>
-          <w:b/>
-          <w:bCs/>
-        </w:rPr>
-        <w:t xml:space="preserve">The AHB Write to registers has no effect if the IP masterblaze processor is busy (I2C operation on-going); the registers value.</w:t>
-      </w:r>
-      <w:r>
-        <w:t xml:space="preserve"> </w:t>
-      </w:r>
-      <w:r>
-        <w:t xml:space="preserve">The AHB Write to registers has no effect if the IP masterblaze processor is busy (I2C operation on-going); the registers value is not updated.</w:t>
-      </w:r>
-    </w:p>
-    <w:bookmarkEnd w:id="32"/>
-    <w:bookmarkEnd w:id="33"/>
-    <w:bookmarkStart w:id="34" w:name="Xf07349b071768f65482c37a14b234476b9dae7d"/>
+    <w:bookmarkEnd w:id="36"/>
+    <w:bookmarkEnd w:id="37"/>
+    <w:bookmarkStart w:id="39" w:name="Xf07349b071768f65482c37a14b234476b9dae7d"/>
     <w:p>
       <w:pPr>
         <w:pStyle w:val="Heading2"/>
@@ -1231,6 +1210,19 @@
       </w:pPr>
       <w:r>
         <w:t xml:space="preserve">The following approved source I/O entries are owned by this block.</w:t>
+      </w:r>
+    </w:p>
+    <w:bookmarkStart w:id="38" w:name="table-3-source-io"/>
+    <w:p>
+      <w:pPr>
+        <w:pStyle w:val="Heading4"/>
+      </w:pPr>
+      <w:r>
+        <w:rPr>
+          <w:b/>
+          <w:bCs/>
+        </w:rPr>
+        <w:t xml:space="preserve">Table 3. Source I/O</w:t>
       </w:r>
     </w:p>
     <w:tbl>
@@ -3733,8 +3725,9 @@
         </w:tc>
       </w:tr>
     </w:tbl>
-    <w:bookmarkEnd w:id="34"/>
-    <w:bookmarkStart w:id="53" w:name="X0f484274a9a50000ed4ab655b3924a3236627f6"/>
+    <w:bookmarkEnd w:id="38"/>
+    <w:bookmarkEnd w:id="39"/>
+    <w:bookmarkStart w:id="58" w:name="X0f484274a9a50000ed4ab655b3924a3236627f6"/>
     <w:p>
       <w:pPr>
         <w:pStyle w:val="Heading2"/>
@@ -3747,7 +3740,7 @@
         <w:t xml:space="preserve">3. Block requirements</w:t>
       </w:r>
     </w:p>
-    <w:bookmarkStart w:id="35" w:name="ipos-sensor-hub-001"/>
+    <w:bookmarkStart w:id="40" w:name="ipos-sensor-hub-001"/>
     <w:p>
       <w:pPr>
         <w:pStyle w:val="Heading4"/>
@@ -3761,9 +3754,6 @@
       </w:r>
     </w:p>
     <w:p>
-      <w:pPr>
-        <w:pStyle w:val="FirstParagraph"/>
-      </w:pPr>
       <w:r>
         <w:t xml:space="preserve">The output port sleep_master shall be set to 1 when an I2C operation is not on-going. [Vpriority High] [TO: IPOS_Senshub_MB_i2c]</w:t>
       </w:r>
@@ -3784,8 +3774,8 @@
         <w:t xml:space="preserve">[End]</w:t>
       </w:r>
     </w:p>
-    <w:bookmarkEnd w:id="35"/>
-    <w:bookmarkStart w:id="36" w:name="ipos-sensor-hub-002"/>
+    <w:bookmarkEnd w:id="40"/>
+    <w:bookmarkStart w:id="41" w:name="ipos-sensor-hub-002"/>
     <w:p>
       <w:pPr>
         <w:pStyle w:val="Heading4"/>
@@ -3799,9 +3789,6 @@
       </w:r>
     </w:p>
     <w:p>
-      <w:pPr>
-        <w:pStyle w:val="FirstParagraph"/>
-      </w:pPr>
       <w:r>
         <w:t xml:space="preserve">[DDS_STBIO1_9018] Requirement The trigger of sensor hub shall be possible in both ways, HW via dvalid_masterblaze_ext signal or SW using DVALID_REGISTER.</w:t>
       </w:r>
@@ -3822,8 +3809,8 @@
         <w:t xml:space="preserve">[End]</w:t>
       </w:r>
     </w:p>
-    <w:bookmarkEnd w:id="36"/>
-    <w:bookmarkStart w:id="37" w:name="ipos-sensor-hub-003"/>
+    <w:bookmarkEnd w:id="41"/>
+    <w:bookmarkStart w:id="42" w:name="ipos-sensor-hub-003"/>
     <w:p>
       <w:pPr>
         <w:pStyle w:val="Heading4"/>
@@ -3837,9 +3824,6 @@
       </w:r>
     </w:p>
     <w:p>
-      <w:pPr>
-        <w:pStyle w:val="FirstParagraph"/>
-      </w:pPr>
       <w:r>
         <w:t xml:space="preserve">[DDS_STBIO1_9024] Requirement Only I2C target addressed through SLAVE0_DEV_ADD register shall be the destination of an I2C Write Operation.</w:t>
       </w:r>
@@ -3860,8 +3844,8 @@
         <w:t xml:space="preserve">[End]</w:t>
       </w:r>
     </w:p>
-    <w:bookmarkEnd w:id="37"/>
-    <w:bookmarkStart w:id="38" w:name="ipos-sensor-hub-004"/>
+    <w:bookmarkEnd w:id="42"/>
+    <w:bookmarkStart w:id="43" w:name="ipos-sensor-hub-004"/>
     <w:p>
       <w:pPr>
         <w:pStyle w:val="Heading4"/>
@@ -3875,9 +3859,6 @@
       </w:r>
     </w:p>
     <w:p>
-      <w:pPr>
-        <w:pStyle w:val="FirstParagraph"/>
-      </w:pPr>
       <w:r>
         <w:t xml:space="preserve">[DDS_STBIO1_9027] Requirement The bit 0 of SLAVE1_DEV_ADD, SLAVE2_DEV_ADD, SLAVE3_DEV_ADD registers shall be ignored: ONLY read operations towards I2C target 1, 2 and 3 shall be performed.</w:t>
       </w:r>
@@ -3898,8 +3879,8 @@
         <w:t xml:space="preserve">[End]</w:t>
       </w:r>
     </w:p>
-    <w:bookmarkEnd w:id="38"/>
-    <w:bookmarkStart w:id="39" w:name="ipos-sensor-hub-005"/>
+    <w:bookmarkEnd w:id="43"/>
+    <w:bookmarkStart w:id="44" w:name="ipos-sensor-hub-005"/>
     <w:p>
       <w:pPr>
         <w:pStyle w:val="Heading4"/>
@@ -3913,9 +3894,6 @@
       </w:r>
     </w:p>
     <w:p>
-      <w:pPr>
-        <w:pStyle w:val="FirstParagraph"/>
-      </w:pPr>
       <w:r>
         <w:t xml:space="preserve">AUX_SENS_ON possible values shall be 0,1,2,3. All the values shall be tested since MasterBlaze supports up-to 4 I2C targets connected to I2C network. [TO: IPOS_Senshub_MB_i2c]</w:t>
       </w:r>
@@ -3936,8 +3914,8 @@
         <w:t xml:space="preserve">[End]</w:t>
       </w:r>
     </w:p>
-    <w:bookmarkEnd w:id="39"/>
-    <w:bookmarkStart w:id="40" w:name="ipos-sensor-hub-006"/>
+    <w:bookmarkEnd w:id="44"/>
+    <w:bookmarkStart w:id="45" w:name="ipos-sensor-hub-006"/>
     <w:p>
       <w:pPr>
         <w:pStyle w:val="Heading4"/>
@@ -3951,9 +3929,6 @@
       </w:r>
     </w:p>
     <w:p>
-      <w:pPr>
-        <w:pStyle w:val="FirstParagraph"/>
-      </w:pPr>
       <w:r>
         <w:t xml:space="preserve">[DDS_STBIO1_9030] Requirement SLAVEx_NUMOP bit-fields of SLAVEx_CONFIG registers shall define how many bytes per slave are read as per effect of an I2C operation (x from 1 to 12).</w:t>
       </w:r>
@@ -3974,8 +3949,8 @@
         <w:t xml:space="preserve">[End]</w:t>
       </w:r>
     </w:p>
-    <w:bookmarkEnd w:id="40"/>
-    <w:bookmarkStart w:id="41" w:name="ipos-sensor-hub-007"/>
+    <w:bookmarkEnd w:id="45"/>
+    <w:bookmarkStart w:id="46" w:name="ipos-sensor-hub-007"/>
     <w:p>
       <w:pPr>
         <w:pStyle w:val="Heading4"/>
@@ -3989,9 +3964,6 @@
       </w:r>
     </w:p>
     <w:p>
-      <w:pPr>
-        <w:pStyle w:val="FirstParagraph"/>
-      </w:pPr>
       <w:r>
         <w:t xml:space="preserve">All the values from 1 to 12 shall be valid for SLAVEx_NUMOP bit-fields of SLAVEx_CONFIG registers. [TO: IPOS_Senshub_MB_i2c]</w:t>
       </w:r>
@@ -4012,8 +3984,8 @@
         <w:t xml:space="preserve">[End]</w:t>
       </w:r>
     </w:p>
-    <w:bookmarkEnd w:id="41"/>
-    <w:bookmarkStart w:id="42" w:name="ipos-sensor-hub-008"/>
+    <w:bookmarkEnd w:id="46"/>
+    <w:bookmarkStart w:id="47" w:name="ipos-sensor-hub-008"/>
     <w:p>
       <w:pPr>
         <w:pStyle w:val="Heading4"/>
@@ -4027,9 +3999,6 @@
       </w:r>
     </w:p>
     <w:p>
-      <w:pPr>
-        <w:pStyle w:val="FirstParagraph"/>
-      </w:pPr>
       <w:r>
         <w:t xml:space="preserve">[DDS_STBIO1_9032] Requirement SLAVE0_NUMOP bitfield shall be ignored if an I2C Write operation is issued to the I2C Slave 0.</w:t>
       </w:r>
@@ -4050,8 +4019,8 @@
         <w:t xml:space="preserve">[End]</w:t>
       </w:r>
     </w:p>
-    <w:bookmarkEnd w:id="42"/>
-    <w:bookmarkStart w:id="43" w:name="ipos-sensor-hub-009"/>
+    <w:bookmarkEnd w:id="47"/>
+    <w:bookmarkStart w:id="48" w:name="ipos-sensor-hub-009"/>
     <w:p>
       <w:pPr>
         <w:pStyle w:val="Heading4"/>
@@ -4065,9 +4034,6 @@
       </w:r>
     </w:p>
     <w:p>
-      <w:pPr>
-        <w:pStyle w:val="FirstParagraph"/>
-      </w:pPr>
       <w:r>
         <w:t xml:space="preserve">All the SENSOR_HUB_x registers shall be reset every time a new I2C operation starts. [TO: IPOS_Senshub_MB_i2c]</w:t>
       </w:r>
@@ -4088,8 +4054,8 @@
         <w:t xml:space="preserve">[End]</w:t>
       </w:r>
     </w:p>
-    <w:bookmarkEnd w:id="43"/>
-    <w:bookmarkStart w:id="44" w:name="ipos-sensor-hub-010"/>
+    <w:bookmarkEnd w:id="48"/>
+    <w:bookmarkStart w:id="49" w:name="ipos-sensor-hub-010"/>
     <w:p>
       <w:pPr>
         <w:pStyle w:val="Heading4"/>
@@ -4103,9 +4069,6 @@
       </w:r>
     </w:p>
     <w:p>
-      <w:pPr>
-        <w:pStyle w:val="FirstParagraph"/>
-      </w:pPr>
       <w:r>
         <w:t xml:space="preserve">The NACK_REGISTER register is reset every time a new I2C operation starts. [TO: IPOS_Senshub_MB_i2c]</w:t>
       </w:r>
@@ -4126,8 +4089,8 @@
         <w:t xml:space="preserve">[End]</w:t>
       </w:r>
     </w:p>
-    <w:bookmarkEnd w:id="44"/>
-    <w:bookmarkStart w:id="45" w:name="ipos-sensor-hub-011"/>
+    <w:bookmarkEnd w:id="49"/>
+    <w:bookmarkStart w:id="50" w:name="ipos-sensor-hub-011"/>
     <w:p>
       <w:pPr>
         <w:pStyle w:val="Heading4"/>
@@ -4141,9 +4104,6 @@
       </w:r>
     </w:p>
     <w:p>
-      <w:pPr>
-        <w:pStyle w:val="FirstParagraph"/>
-      </w:pPr>
       <w:r>
         <w:t xml:space="preserve">When Quokka MasterBlaze µP runs (sleep_master signal = 0), any dvalid triggered (HW or SW) shall be ignored. [TO: IPOS_Senshub_MB_i2c]</w:t>
       </w:r>
@@ -4164,8 +4124,8 @@
         <w:t xml:space="preserve">[End]</w:t>
       </w:r>
     </w:p>
-    <w:bookmarkEnd w:id="45"/>
-    <w:bookmarkStart w:id="46" w:name="ipos-sensor-hub-012"/>
+    <w:bookmarkEnd w:id="50"/>
+    <w:bookmarkStart w:id="51" w:name="ipos-sensor-hub-012"/>
     <w:p>
       <w:pPr>
         <w:pStyle w:val="Heading4"/>
@@ -4179,9 +4139,6 @@
       </w:r>
     </w:p>
     <w:p>
-      <w:pPr>
-        <w:pStyle w:val="FirstParagraph"/>
-      </w:pPr>
       <w:r>
         <w:t xml:space="preserve">Each data stored in FIFO shall be composed by 4 words (16bytes). [TO: IPOS_Senshub_MB_i2c]</w:t>
       </w:r>
@@ -4202,8 +4159,8 @@
         <w:t xml:space="preserve">[End]</w:t>
       </w:r>
     </w:p>
-    <w:bookmarkEnd w:id="46"/>
-    <w:bookmarkStart w:id="47" w:name="ipos-sensor-hub-013"/>
+    <w:bookmarkEnd w:id="51"/>
+    <w:bookmarkStart w:id="52" w:name="ipos-sensor-hub-013"/>
     <w:p>
       <w:pPr>
         <w:pStyle w:val="Heading4"/>
@@ -4217,9 +4174,6 @@
       </w:r>
     </w:p>
     <w:p>
-      <w:pPr>
-        <w:pStyle w:val="FirstParagraph"/>
-      </w:pPr>
       <w:r>
         <w:t xml:space="preserve">3 words (12bytes) of the data stored in FIFO shall contain the data from each I2C slave. [TO: IPOS_Senshub_MB_i2c]</w:t>
       </w:r>
@@ -4240,8 +4194,8 @@
         <w:t xml:space="preserve">[End]</w:t>
       </w:r>
     </w:p>
-    <w:bookmarkEnd w:id="47"/>
-    <w:bookmarkStart w:id="48" w:name="ipos-sensor-hub-014"/>
+    <w:bookmarkEnd w:id="52"/>
+    <w:bookmarkStart w:id="53" w:name="ipos-sensor-hub-014"/>
     <w:p>
       <w:pPr>
         <w:pStyle w:val="Heading4"/>
@@ -4255,20 +4209,8 @@
       </w:r>
     </w:p>
     <w:p>
-      <w:pPr>
-        <w:pStyle w:val="FirstParagraph"/>
-      </w:pPr>
-      <w:r>
-        <w:t xml:space="preserve">24-bits of the data stored in FIFO shall be reserved at</w:t>
-      </w:r>
-      <w:r>
-        <w:t xml:space="preserve"> </w:t>
-      </w:r>
-      <w:r>
-        <w:t xml:space="preserve">‘0’</w:t>
-      </w:r>
-      <w:r>
-        <w:t xml:space="preserve">. [TO: IPOS_Senshub_MB_i2c]</w:t>
+      <w:r>
+        <w:t xml:space="preserve">24-bits of the data stored in FIFO shall be reserved at '0'. [TO: IPOS_Senshub_MB_i2c]</w:t>
       </w:r>
     </w:p>
     <w:p>
@@ -4287,8 +4229,8 @@
         <w:t xml:space="preserve">[End]</w:t>
       </w:r>
     </w:p>
-    <w:bookmarkEnd w:id="48"/>
-    <w:bookmarkStart w:id="49" w:name="ipos-sensor-hub-015"/>
+    <w:bookmarkEnd w:id="53"/>
+    <w:bookmarkStart w:id="54" w:name="ipos-sensor-hub-015"/>
     <w:p>
       <w:pPr>
         <w:pStyle w:val="Heading4"/>
@@ -4302,9 +4244,6 @@
       </w:r>
     </w:p>
     <w:p>
-      <w:pPr>
-        <w:pStyle w:val="FirstParagraph"/>
-      </w:pPr>
       <w:r>
         <w:t xml:space="preserve">The last 8-bits of the data stored in FIFO shall contain the TAG field. [TO: IPOS_Senshub_MB_i2c]</w:t>
       </w:r>
@@ -4325,8 +4264,8 @@
         <w:t xml:space="preserve">[End]</w:t>
       </w:r>
     </w:p>
-    <w:bookmarkEnd w:id="49"/>
-    <w:bookmarkStart w:id="50" w:name="ipos-sensor-hub-016"/>
+    <w:bookmarkEnd w:id="54"/>
+    <w:bookmarkStart w:id="55" w:name="ipos-sensor-hub-016"/>
     <w:p>
       <w:pPr>
         <w:pStyle w:val="Heading4"/>
@@ -4340,9 +4279,6 @@
       </w:r>
     </w:p>
     <w:p>
-      <w:pPr>
-        <w:pStyle w:val="FirstParagraph"/>
-      </w:pPr>
       <w:r>
         <w:t xml:space="preserve">[DDS_STBIO1_9300] Requirement The AHB Write to registers has no effect if the IP masterblaze processor is busy (I2C operation on-going); the registers value shall not be updated.</w:t>
       </w:r>
@@ -4363,8 +4299,8 @@
         <w:t xml:space="preserve">[End]</w:t>
       </w:r>
     </w:p>
-    <w:bookmarkEnd w:id="50"/>
-    <w:bookmarkStart w:id="51" w:name="ipos-sensor-hub-017"/>
+    <w:bookmarkEnd w:id="55"/>
+    <w:bookmarkStart w:id="56" w:name="ipos-sensor-hub-017"/>
     <w:p>
       <w:pPr>
         <w:pStyle w:val="Heading4"/>
@@ -4378,9 +4314,6 @@
       </w:r>
     </w:p>
     <w:p>
-      <w:pPr>
-        <w:pStyle w:val="FirstParagraph"/>
-      </w:pPr>
       <w:r>
         <w:t xml:space="preserve">If the sensor hub IP is not enabled, the SCL and SDA pad shall not toggle. [Vpriority High] [TO: IPOS_Senshub_MB_i2c]</w:t>
       </w:r>
@@ -4401,8 +4334,8 @@
         <w:t xml:space="preserve">[End]</w:t>
       </w:r>
     </w:p>
-    <w:bookmarkEnd w:id="51"/>
-    <w:bookmarkStart w:id="52" w:name="ipos-sensor-hub-018"/>
+    <w:bookmarkEnd w:id="56"/>
+    <w:bookmarkStart w:id="57" w:name="ipos-sensor-hub-018"/>
     <w:p>
       <w:pPr>
         <w:pStyle w:val="Heading4"/>
@@ -4416,23 +4349,8 @@
       </w:r>
     </w:p>
     <w:p>
-      <w:pPr>
-        <w:pStyle w:val="FirstParagraph"/>
-      </w:pPr>
-      <w:r>
-        <w:t xml:space="preserve">[DDS_STBIO1_9500] Requirement In case also other sources that writes into FIFO are active, then sensor hub shall work always in multi-fifo mode fifo_mode input of sensor hub set to</w:t>
-      </w:r>
-      <w:r>
-        <w:t xml:space="preserve"> </w:t>
-      </w:r>
-      <w:r>
-        <w:t xml:space="preserve">‘1’</w:t>
-      </w:r>
-      <w:r>
-        <w:t xml:space="preserve"> </w:t>
-      </w:r>
-      <w:r>
-        <w:t xml:space="preserve">.</w:t>
+      <w:r>
+        <w:t xml:space="preserve">[DDS_STBIO1_9500] Requirement In case also other sources that writes into FIFO are active, then sensor hub shall work always in multi-fifo mode fifo_mode input of sensor hub set to '1' .</w:t>
       </w:r>
     </w:p>
     <w:p>
@@ -4451,9 +4369,9 @@
         <w:t xml:space="preserve">[End]</w:t>
       </w:r>
     </w:p>
-    <w:bookmarkEnd w:id="52"/>
-    <w:bookmarkEnd w:id="53"/>
-    <w:bookmarkEnd w:id="54"/>
+    <w:bookmarkEnd w:id="57"/>
+    <w:bookmarkEnd w:id="58"/>
+    <w:bookmarkEnd w:id="59"/>
     <w:sectPr>
       <w:headerReference r:id="rId14" w:type="default"/>
       <w:footerReference r:id="rId15" w:type="default"/>
